--- a/knowledge_source/Windchill GPDM & Windchill NA/Windchill GPDM/GPDM 25245 - Action Item Email Reminder Rules.docx
+++ b/knowledge_source/Windchill GPDM & Windchill NA/Windchill GPDM/GPDM 25245 - Action Item Email Reminder Rules.docx
@@ -2694,6 +2694,7 @@
       <Terms xmlns="http://schemas.microsoft.com/office/infopath/2007/PartnerControls"/>
     </lcf76f155ced4ddcb4097134ff3c332f>
     <TaxCatchAll xmlns="84f23406-1ae4-465c-a962-53264b1fc517" xsi:nil="true"/>
+    <MediaLengthInSeconds xmlns="de233cd9-83bc-44d2-9183-9acc155145f0" xsi:nil="true"/>
   </documentManagement>
 </p:properties>
 </file>
@@ -2918,5 +2919,5 @@
 </file>
 
 <file path=customXml/itemProps3.xml><?xml version="1.0" encoding="utf-8"?>
-<ds:datastoreItem xmlns:ds="http://schemas.openxmlformats.org/officeDocument/2006/customXml" ds:itemID="{B6FC5327-C771-46F4-B586-FB82A5866DA6}"/>
+<ds:datastoreItem xmlns:ds="http://schemas.openxmlformats.org/officeDocument/2006/customXml" ds:itemID="{2869A588-AAA1-4145-B885-EB9BE5B3620F}"/>
 </file>